--- a/lessons/3-5/homework.docx
+++ b/lessons/3-5/homework.docx
@@ -106,7 +106,55 @@
     </w:p>
     <w:p>
       <w:pPr>
-        <w:spacing w:after="60"/>
+        <w:keepNext/>
+        <w:spacing w:after="20" w:before="80"/>
+        <w:jc w:val="center"/>
+      </w:pPr>
+      <w:r>
+        <w:drawing>
+          <wp:inline distT="0" distB="0" distL="0" distR="0">
+            <wp:extent cx="1047750" cy="790575"/>
+            <wp:effectExtent t="0" r="0" b="0" l="0"/>
+            <wp:docPr id="1" name="" descr="" title=""/>
+            <wp:cNvGraphicFramePr>
+              <a:graphicFrameLocks xmlns:a="http://schemas.openxmlformats.org/drawingml/2006/main" noChangeAspect="1"/>
+            </wp:cNvGraphicFramePr>
+            <a:graphic xmlns:a="http://schemas.openxmlformats.org/drawingml/2006/main">
+              <a:graphicData uri="http://schemas.openxmlformats.org/drawingml/2006/picture">
+                <pic:pic xmlns:pic="http://schemas.openxmlformats.org/drawingml/2006/picture">
+                  <pic:nvPicPr>
+                    <pic:cNvPr id="0" name="" descr=""/>
+                    <pic:cNvPicPr>
+                      <a:picLocks noChangeAspect="1" noChangeArrowheads="1"/>
+                    </pic:cNvPicPr>
+                  </pic:nvPicPr>
+                  <pic:blipFill>
+                    <a:blip r:embed="rId7" cstate="none"/>
+                    <a:srcRect/>
+                    <a:stretch>
+                      <a:fillRect/>
+                    </a:stretch>
+                  </pic:blipFill>
+                  <pic:spPr bwMode="auto">
+                    <a:xfrm>
+                      <a:off x="0" y="0"/>
+                      <a:ext cx="1047750" cy="790575"/>
+                    </a:xfrm>
+                    <a:prstGeom prst="rect">
+                      <a:avLst/>
+                    </a:prstGeom>
+                  </pic:spPr>
+                </pic:pic>
+              </a:graphicData>
+            </a:graphic>
+          </wp:inline>
+        </w:drawing>
+      </w:r>
+    </w:p>
+    <w:p>
+      <w:pPr>
+        <w:keepNext/>
+        <w:spacing w:after="120"/>
       </w:pPr>
       <w:r>
         <w:rPr>
@@ -116,12 +164,60 @@
         <w:t xml:space="preserve">Unit rate (Tasa unitaria)</w:t>
       </w:r>
       <w:r>
-        <w:t xml:space="preserve"> — A rate in which the second quantity is 1 unit</w:t>
-      </w:r>
-    </w:p>
-    <w:p>
-      <w:pPr>
-        <w:spacing w:after="60"/>
+        <w:t xml:space="preserve"> — A rate for just 1 of something, like cost for 1 item.</w:t>
+      </w:r>
+    </w:p>
+    <w:p>
+      <w:pPr>
+        <w:keepNext/>
+        <w:spacing w:after="20" w:before="80"/>
+        <w:jc w:val="center"/>
+      </w:pPr>
+      <w:r>
+        <w:drawing>
+          <wp:inline distT="0" distB="0" distL="0" distR="0">
+            <wp:extent cx="1047750" cy="790575"/>
+            <wp:effectExtent t="0" r="0" b="0" l="0"/>
+            <wp:docPr id="1" name="" descr="" title=""/>
+            <wp:cNvGraphicFramePr>
+              <a:graphicFrameLocks xmlns:a="http://schemas.openxmlformats.org/drawingml/2006/main" noChangeAspect="1"/>
+            </wp:cNvGraphicFramePr>
+            <a:graphic xmlns:a="http://schemas.openxmlformats.org/drawingml/2006/main">
+              <a:graphicData uri="http://schemas.openxmlformats.org/drawingml/2006/picture">
+                <pic:pic xmlns:pic="http://schemas.openxmlformats.org/drawingml/2006/picture">
+                  <pic:nvPicPr>
+                    <pic:cNvPr id="0" name="" descr=""/>
+                    <pic:cNvPicPr>
+                      <a:picLocks noChangeAspect="1" noChangeArrowheads="1"/>
+                    </pic:cNvPicPr>
+                  </pic:nvPicPr>
+                  <pic:blipFill>
+                    <a:blip r:embed="rId8" cstate="none"/>
+                    <a:srcRect/>
+                    <a:stretch>
+                      <a:fillRect/>
+                    </a:stretch>
+                  </pic:blipFill>
+                  <pic:spPr bwMode="auto">
+                    <a:xfrm>
+                      <a:off x="0" y="0"/>
+                      <a:ext cx="1047750" cy="790575"/>
+                    </a:xfrm>
+                    <a:prstGeom prst="rect">
+                      <a:avLst/>
+                    </a:prstGeom>
+                  </pic:spPr>
+                </pic:pic>
+              </a:graphicData>
+            </a:graphic>
+          </wp:inline>
+        </w:drawing>
+      </w:r>
+    </w:p>
+    <w:p>
+      <w:pPr>
+        <w:keepNext/>
+        <w:spacing w:after="120"/>
       </w:pPr>
       <w:r>
         <w:rPr>
@@ -131,12 +227,60 @@
         <w:t xml:space="preserve">Equivalent ratio (Razón equivalente)</w:t>
       </w:r>
       <w:r>
-        <w:t xml:space="preserve"> — Two ratios that have the same value when simplified</w:t>
-      </w:r>
-    </w:p>
-    <w:p>
-      <w:pPr>
-        <w:spacing w:after="60"/>
+        <w:t xml:space="preserve"> — Two ratios that mean the same thing.</w:t>
+      </w:r>
+    </w:p>
+    <w:p>
+      <w:pPr>
+        <w:keepNext/>
+        <w:spacing w:after="20" w:before="80"/>
+        <w:jc w:val="center"/>
+      </w:pPr>
+      <w:r>
+        <w:drawing>
+          <wp:inline distT="0" distB="0" distL="0" distR="0">
+            <wp:extent cx="1047750" cy="790575"/>
+            <wp:effectExtent t="0" r="0" b="0" l="0"/>
+            <wp:docPr id="1" name="" descr="" title=""/>
+            <wp:cNvGraphicFramePr>
+              <a:graphicFrameLocks xmlns:a="http://schemas.openxmlformats.org/drawingml/2006/main" noChangeAspect="1"/>
+            </wp:cNvGraphicFramePr>
+            <a:graphic xmlns:a="http://schemas.openxmlformats.org/drawingml/2006/main">
+              <a:graphicData uri="http://schemas.openxmlformats.org/drawingml/2006/picture">
+                <pic:pic xmlns:pic="http://schemas.openxmlformats.org/drawingml/2006/picture">
+                  <pic:nvPicPr>
+                    <pic:cNvPr id="0" name="" descr=""/>
+                    <pic:cNvPicPr>
+                      <a:picLocks noChangeAspect="1" noChangeArrowheads="1"/>
+                    </pic:cNvPicPr>
+                  </pic:nvPicPr>
+                  <pic:blipFill>
+                    <a:blip r:embed="rId9" cstate="none"/>
+                    <a:srcRect/>
+                    <a:stretch>
+                      <a:fillRect/>
+                    </a:stretch>
+                  </pic:blipFill>
+                  <pic:spPr bwMode="auto">
+                    <a:xfrm>
+                      <a:off x="0" y="0"/>
+                      <a:ext cx="1047750" cy="790575"/>
+                    </a:xfrm>
+                    <a:prstGeom prst="rect">
+                      <a:avLst/>
+                    </a:prstGeom>
+                  </pic:spPr>
+                </pic:pic>
+              </a:graphicData>
+            </a:graphic>
+          </wp:inline>
+        </w:drawing>
+      </w:r>
+    </w:p>
+    <w:p>
+      <w:pPr>
+        <w:keepNext/>
+        <w:spacing w:after="120"/>
       </w:pPr>
       <w:r>
         <w:rPr>
@@ -146,12 +290,60 @@
         <w:t xml:space="preserve">Compare (Comparar)</w:t>
       </w:r>
       <w:r>
-        <w:t xml:space="preserve"> — To examine two or more ratios to determine which is greater, lesser, or equal</w:t>
-      </w:r>
-    </w:p>
-    <w:p>
-      <w:pPr>
-        <w:spacing w:after="60"/>
+        <w:t xml:space="preserve"> — To look at ratios and see which is bigger, smaller, or equal.</w:t>
+      </w:r>
+    </w:p>
+    <w:p>
+      <w:pPr>
+        <w:keepNext/>
+        <w:spacing w:after="20" w:before="80"/>
+        <w:jc w:val="center"/>
+      </w:pPr>
+      <w:r>
+        <w:drawing>
+          <wp:inline distT="0" distB="0" distL="0" distR="0">
+            <wp:extent cx="1047750" cy="790575"/>
+            <wp:effectExtent t="0" r="0" b="0" l="0"/>
+            <wp:docPr id="1" name="" descr="" title=""/>
+            <wp:cNvGraphicFramePr>
+              <a:graphicFrameLocks xmlns:a="http://schemas.openxmlformats.org/drawingml/2006/main" noChangeAspect="1"/>
+            </wp:cNvGraphicFramePr>
+            <a:graphic xmlns:a="http://schemas.openxmlformats.org/drawingml/2006/main">
+              <a:graphicData uri="http://schemas.openxmlformats.org/drawingml/2006/picture">
+                <pic:pic xmlns:pic="http://schemas.openxmlformats.org/drawingml/2006/picture">
+                  <pic:nvPicPr>
+                    <pic:cNvPr id="0" name="" descr=""/>
+                    <pic:cNvPicPr>
+                      <a:picLocks noChangeAspect="1" noChangeArrowheads="1"/>
+                    </pic:cNvPicPr>
+                  </pic:nvPicPr>
+                  <pic:blipFill>
+                    <a:blip r:embed="rId10" cstate="none"/>
+                    <a:srcRect/>
+                    <a:stretch>
+                      <a:fillRect/>
+                    </a:stretch>
+                  </pic:blipFill>
+                  <pic:spPr bwMode="auto">
+                    <a:xfrm>
+                      <a:off x="0" y="0"/>
+                      <a:ext cx="1047750" cy="790575"/>
+                    </a:xfrm>
+                    <a:prstGeom prst="rect">
+                      <a:avLst/>
+                    </a:prstGeom>
+                  </pic:spPr>
+                </pic:pic>
+              </a:graphicData>
+            </a:graphic>
+          </wp:inline>
+        </w:drawing>
+      </w:r>
+    </w:p>
+    <w:p>
+      <w:pPr>
+        <w:keepNext/>
+        <w:spacing w:after="120"/>
       </w:pPr>
       <w:r>
         <w:rPr>
@@ -161,12 +353,60 @@
         <w:t xml:space="preserve">Simplify (Simplificar)</w:t>
       </w:r>
       <w:r>
-        <w:t xml:space="preserve"> — To reduce a ratio to its smallest whole-number form by dividing both parts by their GCF</w:t>
-      </w:r>
-    </w:p>
-    <w:p>
-      <w:pPr>
-        <w:spacing w:after="60"/>
+        <w:t xml:space="preserve"> — To make a ratio as small as possible while keeping the same comparison.</w:t>
+      </w:r>
+    </w:p>
+    <w:p>
+      <w:pPr>
+        <w:keepNext/>
+        <w:spacing w:after="20" w:before="80"/>
+        <w:jc w:val="center"/>
+      </w:pPr>
+      <w:r>
+        <w:drawing>
+          <wp:inline distT="0" distB="0" distL="0" distR="0">
+            <wp:extent cx="1047750" cy="790575"/>
+            <wp:effectExtent t="0" r="0" b="0" l="0"/>
+            <wp:docPr id="1" name="" descr="" title=""/>
+            <wp:cNvGraphicFramePr>
+              <a:graphicFrameLocks xmlns:a="http://schemas.openxmlformats.org/drawingml/2006/main" noChangeAspect="1"/>
+            </wp:cNvGraphicFramePr>
+            <a:graphic xmlns:a="http://schemas.openxmlformats.org/drawingml/2006/main">
+              <a:graphicData uri="http://schemas.openxmlformats.org/drawingml/2006/picture">
+                <pic:pic xmlns:pic="http://schemas.openxmlformats.org/drawingml/2006/picture">
+                  <pic:nvPicPr>
+                    <pic:cNvPr id="0" name="" descr=""/>
+                    <pic:cNvPicPr>
+                      <a:picLocks noChangeAspect="1" noChangeArrowheads="1"/>
+                    </pic:cNvPicPr>
+                  </pic:nvPicPr>
+                  <pic:blipFill>
+                    <a:blip r:embed="rId10" cstate="none"/>
+                    <a:srcRect/>
+                    <a:stretch>
+                      <a:fillRect/>
+                    </a:stretch>
+                  </pic:blipFill>
+                  <pic:spPr bwMode="auto">
+                    <a:xfrm>
+                      <a:off x="0" y="0"/>
+                      <a:ext cx="1047750" cy="790575"/>
+                    </a:xfrm>
+                    <a:prstGeom prst="rect">
+                      <a:avLst/>
+                    </a:prstGeom>
+                  </pic:spPr>
+                </pic:pic>
+              </a:graphicData>
+            </a:graphic>
+          </wp:inline>
+        </w:drawing>
+      </w:r>
+    </w:p>
+    <w:p>
+      <w:pPr>
+        <w:keepNext/>
+        <w:spacing w:after="120"/>
       </w:pPr>
       <w:r>
         <w:rPr>
@@ -176,7 +416,7 @@
         <w:t xml:space="preserve">Common denominator (Denominador común)</w:t>
       </w:r>
       <w:r>
-        <w:t xml:space="preserve"> — A shared multiple of two denominators, used to compare fractions or ratios fairly</w:t>
+        <w:t xml:space="preserve"> — A bottom number that two fractions can share so you can compare them.</w:t>
       </w:r>
     </w:p>
     <w:p>

--- a/lessons/3-5/homework.docx
+++ b/lessons/3-5/homework.docx
@@ -24,7 +24,7 @@
           <w:i/>
           <w:iCs/>
         </w:rPr>
-        <w:t xml:space="preserve">Lesson 3-5  •  Standard 6.RP.3</w:t>
+        <w:t xml:space="preserve">Lesson 3-5  •  Standard 6.AT.3</w:t>
       </w:r>
     </w:p>
     <w:p>
@@ -965,39 +965,43 @@
           <w:b/>
           <w:bCs/>
         </w:rPr>
-        <w:t xml:space="preserve">6. Store A sells 3 pens for $6. Store B sells 5 pens for $9. Which is the better buy?</w:t>
-      </w:r>
-    </w:p>
-    <w:p>
-      <w:pPr>
-        <w:spacing w:after="40" w:before="0"/>
-      </w:pPr>
-      <w:r>
-        <w:t xml:space="preserve">     A. Store B</w:t>
-      </w:r>
-    </w:p>
-    <w:p>
-      <w:pPr>
-        <w:spacing w:after="40" w:before="0"/>
-      </w:pPr>
-      <w:r>
-        <w:t xml:space="preserve">     B. Store A</w:t>
-      </w:r>
-    </w:p>
-    <w:p>
-      <w:pPr>
-        <w:spacing w:after="40" w:before="0"/>
-      </w:pPr>
-      <w:r>
-        <w:t xml:space="preserve">     C. They are equal</w:t>
-      </w:r>
-    </w:p>
-    <w:p>
-      <w:pPr>
-        <w:spacing w:after="40" w:before="0"/>
-      </w:pPr>
-      <w:r>
-        <w:t xml:space="preserve">     D. Cannot tell</w:t>
+        <w:t xml:space="preserve">6. onLevel — Spot the Common Mistake</w:t>
+      </w:r>
+    </w:p>
+    <w:p>
+      <w:pPr>
+        <w:spacing w:after="40" w:before="0"/>
+      </w:pPr>
+      <w:r>
+        <w:t xml:space="preserve">   Step 1 (Read): A student is working on Compare Ratios.</w:t>
+      </w:r>
+    </w:p>
+    <w:p>
+      <w:pPr>
+        <w:spacing w:after="40" w:before="0"/>
+      </w:pPr>
+      <w:r>
+        <w:t xml:space="preserve">   Step 2 (Attempt): They ignored the rule: Compare ratios fairly by making one part equal or by finding the unit rate.</w:t>
+      </w:r>
+    </w:p>
+    <w:p>
+      <w:pPr>
+        <w:spacing w:after="40" w:before="0"/>
+      </w:pPr>
+      <w:r>
+        <w:t xml:space="preserve">   Step 3 (Check): The answer does not match the math rule from class.</w:t>
+      </w:r>
+    </w:p>
+    <w:p>
+      <w:pPr>
+        <w:spacing w:after="60" w:before="0"/>
+      </w:pPr>
+      <w:r>
+        <w:rPr>
+          <w:i/>
+          <w:iCs/>
+        </w:rPr>
+        <w:t xml:space="preserve">Which step has the mistake? Explain and fix it:</w:t>
       </w:r>
     </w:p>
     <w:p>
@@ -1013,6 +1017,28 @@
     </w:p>
     <w:p>
       <w:pPr>
+        <w:spacing w:after="60" w:before="120"/>
+      </w:pPr>
+      <w:r>
+        <w:rPr>
+          <w:color w:val="BBBBBB"/>
+        </w:rPr>
+        <w:t xml:space="preserve">______________________________________________________________________</w:t>
+      </w:r>
+    </w:p>
+    <w:p>
+      <w:pPr>
+        <w:spacing w:after="60" w:before="120"/>
+      </w:pPr>
+      <w:r>
+        <w:rPr>
+          <w:color w:val="BBBBBB"/>
+        </w:rPr>
+        <w:t xml:space="preserve">______________________________________________________________________</w:t>
+      </w:r>
+    </w:p>
+    <w:p>
+      <w:pPr>
         <w:spacing w:after="80" w:before="0"/>
       </w:pPr>
       <w:r>
@@ -1020,39 +1046,39 @@
           <w:b/>
           <w:bCs/>
         </w:rPr>
-        <w:t xml:space="preserve">7. Which ratio is greater: 4:5 or 7:10?</w:t>
-      </w:r>
-    </w:p>
-    <w:p>
-      <w:pPr>
-        <w:spacing w:after="40" w:before="0"/>
-      </w:pPr>
-      <w:r>
-        <w:t xml:space="preserve">     A. 4:5</w:t>
-      </w:r>
-    </w:p>
-    <w:p>
-      <w:pPr>
-        <w:spacing w:after="40" w:before="0"/>
-      </w:pPr>
-      <w:r>
-        <w:t xml:space="preserve">     B. 7:10</w:t>
-      </w:r>
-    </w:p>
-    <w:p>
-      <w:pPr>
-        <w:spacing w:after="40" w:before="0"/>
-      </w:pPr>
-      <w:r>
-        <w:t xml:space="preserve">     C. They are equal</w:t>
-      </w:r>
-    </w:p>
-    <w:p>
-      <w:pPr>
-        <w:spacing w:after="40" w:before="0"/>
-      </w:pPr>
-      <w:r>
-        <w:t xml:space="preserve">     D. Cannot compare</w:t>
+        <w:t xml:space="preserve">7. Chef Academy's snack bar sells 3 mini quiches for $6 or 5 mini quiches for $8. Which is the better deal per quiche?</w:t>
+      </w:r>
+    </w:p>
+    <w:p>
+      <w:pPr>
+        <w:spacing w:after="40" w:before="0"/>
+      </w:pPr>
+      <w:r>
+        <w:t xml:space="preserve">     A. 5 quiches for $8</w:t>
+      </w:r>
+    </w:p>
+    <w:p>
+      <w:pPr>
+        <w:spacing w:after="40" w:before="0"/>
+      </w:pPr>
+      <w:r>
+        <w:t xml:space="preserve">     B. 3 quiches for $6</w:t>
+      </w:r>
+    </w:p>
+    <w:p>
+      <w:pPr>
+        <w:spacing w:after="40" w:before="0"/>
+      </w:pPr>
+      <w:r>
+        <w:t xml:space="preserve">     C. They cost the same</w:t>
+      </w:r>
+    </w:p>
+    <w:p>
+      <w:pPr>
+        <w:spacing w:after="40" w:before="0"/>
+      </w:pPr>
+      <w:r>
+        <w:t xml:space="preserve">     D. Cannot determine</w:t>
       </w:r>
     </w:p>
     <w:p>
@@ -1075,39 +1101,39 @@
           <w:b/>
           <w:bCs/>
         </w:rPr>
-        <w:t xml:space="preserve">8. Recipe X uses 2 cups sugar per 8 cookies. Recipe Y uses 3 cups per 10 cookies. Which is sweeter per cookie?</w:t>
-      </w:r>
-    </w:p>
-    <w:p>
-      <w:pPr>
-        <w:spacing w:after="40" w:before="0"/>
-      </w:pPr>
-      <w:r>
-        <w:t xml:space="preserve">     A. Recipe Y</w:t>
-      </w:r>
-    </w:p>
-    <w:p>
-      <w:pPr>
-        <w:spacing w:after="40" w:before="0"/>
-      </w:pPr>
-      <w:r>
-        <w:t xml:space="preserve">     B. Recipe X</w:t>
-      </w:r>
-    </w:p>
-    <w:p>
-      <w:pPr>
-        <w:spacing w:after="40" w:before="0"/>
-      </w:pPr>
-      <w:r>
-        <w:t xml:space="preserve">     C. Same sweetness</w:t>
-      </w:r>
-    </w:p>
-    <w:p>
-      <w:pPr>
-        <w:spacing w:after="40" w:before="0"/>
-      </w:pPr>
-      <w:r>
-        <w:t xml:space="preserve">     D. Cannot tell</w:t>
+        <w:t xml:space="preserve">8. Two soup recipes use salt. Recipe A uses 4 tsp salt for 10 cups of broth. Recipe B uses 3 tsp salt for 8 cups of broth. Which soup is saltier per cup?</w:t>
+      </w:r>
+    </w:p>
+    <w:p>
+      <w:pPr>
+        <w:spacing w:after="40" w:before="0"/>
+      </w:pPr>
+      <w:r>
+        <w:t xml:space="preserve">     A. Recipe B</w:t>
+      </w:r>
+    </w:p>
+    <w:p>
+      <w:pPr>
+        <w:spacing w:after="40" w:before="0"/>
+      </w:pPr>
+      <w:r>
+        <w:t xml:space="preserve">     B. Recipe A</w:t>
+      </w:r>
+    </w:p>
+    <w:p>
+      <w:pPr>
+        <w:spacing w:after="40" w:before="0"/>
+      </w:pPr>
+      <w:r>
+        <w:t xml:space="preserve">     C. They are equally salty</w:t>
+      </w:r>
+    </w:p>
+    <w:p>
+      <w:pPr>
+        <w:spacing w:after="40" w:before="0"/>
+      </w:pPr>
+      <w:r>
+        <w:t xml:space="preserve">     D. Cannot determine</w:t>
       </w:r>
     </w:p>
     <w:p>
@@ -1130,41 +1156,202 @@
           <w:b/>
           <w:bCs/>
         </w:rPr>
-        <w:t xml:space="preserve">9. Team A won 6 of 10 games. Team B won 9 of 15 games. Which team has the better win ratio?</w:t>
-      </w:r>
-    </w:p>
-    <w:p>
-      <w:pPr>
-        <w:spacing w:after="40" w:before="0"/>
-      </w:pPr>
-      <w:r>
-        <w:t xml:space="preserve">     A. They are equal</w:t>
-      </w:r>
-    </w:p>
-    <w:p>
-      <w:pPr>
-        <w:spacing w:after="40" w:before="0"/>
-      </w:pPr>
-      <w:r>
-        <w:t xml:space="preserve">     B. Team A</w:t>
-      </w:r>
-    </w:p>
-    <w:p>
-      <w:pPr>
-        <w:spacing w:after="40" w:before="0"/>
-      </w:pPr>
-      <w:r>
-        <w:t xml:space="preserve">     C. Team B</w:t>
-      </w:r>
-    </w:p>
-    <w:p>
-      <w:pPr>
-        <w:spacing w:after="40" w:before="0"/>
-      </w:pPr>
-      <w:r>
-        <w:t xml:space="preserve">     D. Cannot tell</w:t>
-      </w:r>
-    </w:p>
+        <w:t xml:space="preserve">9. Chef Mara's lemon glaze uses 6 oz of lemon juice for 9 cupcakes. Chef Devi's uses 4 oz for 7 cupcakes. Whose glaze has more lemon per cupcake?</w:t>
+      </w:r>
+    </w:p>
+    <w:p>
+      <w:pPr>
+        <w:spacing w:after="40" w:before="0"/>
+      </w:pPr>
+      <w:r>
+        <w:t xml:space="preserve">     A. Chef Mara</w:t>
+      </w:r>
+    </w:p>
+    <w:p>
+      <w:pPr>
+        <w:spacing w:after="40" w:before="0"/>
+      </w:pPr>
+      <w:r>
+        <w:t xml:space="preserve">     B. Chef Devi</w:t>
+      </w:r>
+    </w:p>
+    <w:p>
+      <w:pPr>
+        <w:spacing w:after="40" w:before="0"/>
+      </w:pPr>
+      <w:r>
+        <w:t xml:space="preserve">     C. Same amount</w:t>
+      </w:r>
+    </w:p>
+    <w:p>
+      <w:pPr>
+        <w:spacing w:after="40" w:before="0"/>
+      </w:pPr>
+      <w:r>
+        <w:t xml:space="preserve">     D. Cannot determine</w:t>
+      </w:r>
+    </w:p>
+    <w:p>
+      <w:pPr>
+        <w:spacing w:after="60" w:before="120"/>
+      </w:pPr>
+      <w:r>
+        <w:rPr>
+          <w:color w:val="BBBBBB"/>
+        </w:rPr>
+        <w:t xml:space="preserve">______________________________________________________________________</w:t>
+      </w:r>
+    </w:p>
+    <w:p>
+      <w:pPr>
+        <w:spacing w:after="80" w:before="0"/>
+      </w:pPr>
+      <w:r>
+        <w:rPr>
+          <w:b/>
+          <w:bCs/>
+        </w:rPr>
+        <w:t xml:space="preserve">10. Match each Chef Academy ratio comparison to the correct winner.</w:t>
+      </w:r>
+    </w:p>
+    <w:tbl>
+      <w:tblPr>
+        <w:tblW w:type="pct" w:w="100%"/>
+        <w:tblBorders>
+          <w:top w:val="single" w:color="auto" w:sz="4"/>
+          <w:left w:val="single" w:color="auto" w:sz="4"/>
+          <w:bottom w:val="single" w:color="auto" w:sz="4"/>
+          <w:right w:val="single" w:color="auto" w:sz="4"/>
+          <w:insideH w:val="single" w:color="auto" w:sz="4"/>
+          <w:insideV w:val="single" w:color="auto" w:sz="4"/>
+        </w:tblBorders>
+      </w:tblPr>
+      <w:tblGrid>
+        <w:gridCol w:w="100"/>
+        <w:gridCol w:w="100"/>
+      </w:tblGrid>
+      <w:tr>
+        <w:trPr>
+          <w:tblHeader/>
+        </w:trPr>
+        <w:tc>
+          <w:tcPr>
+            <w:tcW w:type="pct" w:w="50%"/>
+          </w:tcPr>
+          <w:p>
+            <w:r>
+              <w:rPr>
+                <w:b/>
+                <w:bCs/>
+              </w:rPr>
+              <w:t xml:space="preserve">Item</w:t>
+            </w:r>
+          </w:p>
+        </w:tc>
+        <w:tc>
+          <w:tcPr>
+            <w:tcW w:type="pct" w:w="50%"/>
+          </w:tcPr>
+          <w:p>
+            <w:r>
+              <w:rPr>
+                <w:b/>
+                <w:bCs/>
+              </w:rPr>
+              <w:t xml:space="preserve">Answer choices</w:t>
+            </w:r>
+          </w:p>
+        </w:tc>
+      </w:tr>
+      <w:tr>
+        <w:tc>
+          <w:tcPr>
+            <w:tcW w:type="pct" w:w="50%"/>
+          </w:tcPr>
+          <w:p>
+            <w:r>
+              <w:t xml:space="preserve">____  Smoothie A: 2 cups fruit for 6 cups water  vs.  Smoothie B: 3 cups fruit for 8 cups water — more fruity?</w:t>
+            </w:r>
+          </w:p>
+        </w:tc>
+        <w:tc>
+          <w:tcPr>
+            <w:tcW w:type="pct" w:w="50%"/>
+          </w:tcPr>
+          <w:p>
+            <w:r>
+              <w:t xml:space="preserve">D. 3:4 (equals 6:8, greater than 5:8)</w:t>
+            </w:r>
+          </w:p>
+        </w:tc>
+      </w:tr>
+      <w:tr>
+        <w:tc>
+          <w:tcPr>
+            <w:tcW w:type="pct" w:w="50%"/>
+          </w:tcPr>
+          <w:p>
+            <w:r>
+              <w:t xml:space="preserve">____  Bagels: 4 for $5  vs.  6 for $9 — better price per bagel?</w:t>
+            </w:r>
+          </w:p>
+        </w:tc>
+        <w:tc>
+          <w:tcPr>
+            <w:tcW w:type="pct" w:w="50%"/>
+          </w:tcPr>
+          <w:p>
+            <w:r>
+              <w:t xml:space="preserve">C. Equal (both simplify to 3:5)</w:t>
+            </w:r>
+          </w:p>
+        </w:tc>
+      </w:tr>
+      <w:tr>
+        <w:tc>
+          <w:tcPr>
+            <w:tcW w:type="pct" w:w="50%"/>
+          </w:tcPr>
+          <w:p>
+            <w:r>
+              <w:t xml:space="preserve">____  Trail mix: 6 oz nuts to 10 oz oats  vs.  9 oz nuts to 15 oz oats — more nutty?</w:t>
+            </w:r>
+          </w:p>
+        </w:tc>
+        <w:tc>
+          <w:tcPr>
+            <w:tcW w:type="pct" w:w="50%"/>
+          </w:tcPr>
+          <w:p>
+            <w:r>
+              <w:t xml:space="preserve">B. 4 for $5 ($1.25 &lt; $1.50 per bagel)</w:t>
+            </w:r>
+          </w:p>
+        </w:tc>
+      </w:tr>
+      <w:tr>
+        <w:tc>
+          <w:tcPr>
+            <w:tcW w:type="pct" w:w="50%"/>
+          </w:tcPr>
+          <w:p>
+            <w:r>
+              <w:t xml:space="preserve">____  Dressing: 3 tbsp oil to 4 tbsp vinegar  vs.  5 tbsp oil to 8 tbsp vinegar — more oily?</w:t>
+            </w:r>
+          </w:p>
+        </w:tc>
+        <w:tc>
+          <w:tcPr>
+            <w:tcW w:type="pct" w:w="50%"/>
+          </w:tcPr>
+          <w:p>
+            <w:r>
+              <w:t xml:space="preserve">A. Smoothie B (0.375 &gt; 0.333 fruit per cup)</w:t>
+            </w:r>
+          </w:p>
+        </w:tc>
+      </w:tr>
+    </w:tbl>
     <w:p>
       <w:pPr>
         <w:spacing w:after="60" w:before="120"/>
@@ -1208,10 +1395,22 @@
     </w:p>
     <w:p>
       <w:pPr>
+        <w:spacing w:after="20" w:before="0"/>
+      </w:pPr>
+      <w:r>
+        <w:t xml:space="preserve">     Chef A: 2÷8 = 0.25 cups per cracker. Chef B: 3÷9 ≈ 0.33 cups per cracker. Chef B uses more cheese per cracker.</w:t>
+      </w:r>
+    </w:p>
+    <w:p>
+      <w:pPr>
         <w:spacing w:after="80" w:before="0"/>
       </w:pPr>
       <w:r>
-        <w:t xml:space="preserve">     Chef A: 2÷8 = 0.25 cups per cracker. Chef B: 3÷9 ≈ 0.33 cups per cracker. Chef B uses more cheese per cracker.</w:t>
+        <w:rPr>
+          <w:i/>
+          <w:iCs/>
+        </w:rPr>
+        <w:t xml:space="preserve">     Watch for: A common mistake in Compare Ratios is skipping the key idea: "Compare ratios fairly by making one part equal or by finding the unit rate." — always check your work against this rule before you submit.</w:t>
       </w:r>
     </w:p>
     <w:p>
@@ -1228,10 +1427,22 @@
     </w:p>
     <w:p>
       <w:pPr>
+        <w:spacing w:after="20" w:before="0"/>
+      </w:pPr>
+      <w:r>
+        <w:t xml:space="preserve">     Convert to the same denominator: 3:4 = 6:8. Since 6:8 &gt; 5:8, the ratio 3:4 is greater.</w:t>
+      </w:r>
+    </w:p>
+    <w:p>
+      <w:pPr>
         <w:spacing w:after="80" w:before="0"/>
       </w:pPr>
       <w:r>
-        <w:t xml:space="preserve">     Convert to the same denominator: 3:4 = 6:8. Since 6:8 &gt; 5:8, the ratio 3:4 is greater.</w:t>
+        <w:rPr>
+          <w:i/>
+          <w:iCs/>
+        </w:rPr>
+        <w:t xml:space="preserve">     Watch for: A common mistake in Compare Ratios is skipping the key idea: "Compare ratios fairly by making one part equal or by finding the unit rate." — always check your work against this rule before you submit.</w:t>
       </w:r>
     </w:p>
     <w:p>
@@ -1316,10 +1527,22 @@
     </w:p>
     <w:p>
       <w:pPr>
+        <w:spacing w:after="20" w:before="0"/>
+      </w:pPr>
+      <w:r>
+        <w:t xml:space="preserve">     Store A: $6÷3 = $2.00 per mango. Store B: $9÷5 = $1.80 per mango. Store B has the better (lower) price per mango.</w:t>
+      </w:r>
+    </w:p>
+    <w:p>
+      <w:pPr>
         <w:spacing w:after="80" w:before="0"/>
       </w:pPr>
       <w:r>
-        <w:t xml:space="preserve">     Store A: $6÷3 = $2.00 per mango. Store B: $9÷5 = $1.80 per mango. Store B has the better (lower) price per mango.</w:t>
+        <w:rPr>
+          <w:i/>
+          <w:iCs/>
+        </w:rPr>
+        <w:t xml:space="preserve">     Watch for: A common mistake in Compare Ratios is skipping the key idea: "Compare ratios fairly by making one part equal or by finding the unit rate." — always check your work against this rule before you submit.</w:t>
       </w:r>
     </w:p>
     <w:p>
@@ -1367,7 +1590,43 @@
           <w:b/>
           <w:bCs/>
         </w:rPr>
-        <w:t xml:space="preserve">6. A. Store B</w:t>
+        <w:t xml:space="preserve">6. onLevel — Spot the Common Mistake</w:t>
+      </w:r>
+    </w:p>
+    <w:p>
+      <w:pPr>
+        <w:spacing w:after="20" w:before="0"/>
+      </w:pPr>
+      <w:r>
+        <w:t xml:space="preserve">     The mistake is in Step 2.</w:t>
+      </w:r>
+    </w:p>
+    <w:p>
+      <w:pPr>
+        <w:spacing w:after="20" w:before="0"/>
+      </w:pPr>
+      <w:r>
+        <w:t xml:space="preserve">     Correct work: Follow the key idea: Compare ratios fairly by making one part equal or by finding the unit rate.</w:t>
+      </w:r>
+    </w:p>
+    <w:p>
+      <w:pPr>
+        <w:spacing w:after="40" w:before="0"/>
+      </w:pPr>
+      <w:r>
+        <w:rPr>
+          <w:b/>
+          <w:bCs/>
+        </w:rPr>
+        <w:t xml:space="preserve">7. A. 5 quiches for $8</w:t>
+      </w:r>
+    </w:p>
+    <w:p>
+      <w:pPr>
+        <w:spacing w:after="20" w:before="0"/>
+      </w:pPr>
+      <w:r>
+        <w:t xml:space="preserve">     3 for $6 is $6 / 3 = $2.00 per quiche. 5 for $8 is $8 / 5 = $1.60 per quiche. $1.60 &lt; $2.00, so 5 quiches for $8 is the better deal.</w:t>
       </w:r>
     </w:p>
     <w:p>
@@ -1375,19 +1634,31 @@
         <w:spacing w:after="80" w:before="0"/>
       </w:pPr>
       <w:r>
-        <w:t xml:space="preserve">     Store A is $2 per pen; Store B is $1.80 per pen. Store B is cheaper.</w:t>
-      </w:r>
-    </w:p>
-    <w:p>
-      <w:pPr>
-        <w:spacing w:after="40" w:before="0"/>
-      </w:pPr>
-      <w:r>
-        <w:rPr>
-          <w:b/>
-          <w:bCs/>
-        </w:rPr>
-        <w:t xml:space="preserve">7. A. 4:5</w:t>
+        <w:rPr>
+          <w:i/>
+          <w:iCs/>
+        </w:rPr>
+        <w:t xml:space="preserve">     Watch for: A common mistake in Compare Ratios is skipping the key idea: "Compare ratios fairly by making one part equal or by finding the unit rate." — always check your work against this rule before you submit.</w:t>
+      </w:r>
+    </w:p>
+    <w:p>
+      <w:pPr>
+        <w:spacing w:after="40" w:before="0"/>
+      </w:pPr>
+      <w:r>
+        <w:rPr>
+          <w:b/>
+          <w:bCs/>
+        </w:rPr>
+        <w:t xml:space="preserve">8. A. Recipe B</w:t>
+      </w:r>
+    </w:p>
+    <w:p>
+      <w:pPr>
+        <w:spacing w:after="20" w:before="0"/>
+      </w:pPr>
+      <w:r>
+        <w:t xml:space="preserve">     Recipe A: 4 / 10 = 0.4 tsp per cup. Recipe B: 3 / 8 = 0.375 tsp per cup. Since 0.4 &gt; 0.375, Recipe A is saltier per cup.</w:t>
       </w:r>
     </w:p>
     <w:p>
@@ -1395,19 +1666,31 @@
         <w:spacing w:after="80" w:before="0"/>
       </w:pPr>
       <w:r>
-        <w:t xml:space="preserve">     4:5 = 8:10, which is greater than 7:10.</w:t>
-      </w:r>
-    </w:p>
-    <w:p>
-      <w:pPr>
-        <w:spacing w:after="40" w:before="0"/>
-      </w:pPr>
-      <w:r>
-        <w:rPr>
-          <w:b/>
-          <w:bCs/>
-        </w:rPr>
-        <w:t xml:space="preserve">8. A. Recipe Y</w:t>
+        <w:rPr>
+          <w:i/>
+          <w:iCs/>
+        </w:rPr>
+        <w:t xml:space="preserve">     Watch for: A common mistake in Compare Ratios is skipping the key idea: "Compare ratios fairly by making one part equal or by finding the unit rate." — always check your work against this rule before you submit.</w:t>
+      </w:r>
+    </w:p>
+    <w:p>
+      <w:pPr>
+        <w:spacing w:after="40" w:before="0"/>
+      </w:pPr>
+      <w:r>
+        <w:rPr>
+          <w:b/>
+          <w:bCs/>
+        </w:rPr>
+        <w:t xml:space="preserve">9. A. Chef Mara</w:t>
+      </w:r>
+    </w:p>
+    <w:p>
+      <w:pPr>
+        <w:spacing w:after="20" w:before="0"/>
+      </w:pPr>
+      <w:r>
+        <w:t xml:space="preserve">     Chef Mara: 6 / 9 = 0.666... oz per cupcake. Chef Devi: 4 / 7 = 0.571... oz per cupcake. Since 0.67 &gt; 0.57, Chef Mara's glaze has more lemon per cupcake.</w:t>
       </w:r>
     </w:p>
     <w:p>
@@ -1415,27 +1698,63 @@
         <w:spacing w:after="80" w:before="0"/>
       </w:pPr>
       <w:r>
-        <w:t xml:space="preserve">     X = 0.25 cup/cookie; Y = 0.30 cup/cookie. Y has more sugar per cookie.</w:t>
-      </w:r>
-    </w:p>
-    <w:p>
-      <w:pPr>
-        <w:spacing w:after="40" w:before="0"/>
-      </w:pPr>
-      <w:r>
-        <w:rPr>
-          <w:b/>
-          <w:bCs/>
-        </w:rPr>
-        <w:t xml:space="preserve">9. A. They are equal</w:t>
-      </w:r>
-    </w:p>
-    <w:p>
-      <w:pPr>
-        <w:spacing w:after="80" w:before="0"/>
-      </w:pPr>
-      <w:r>
-        <w:t xml:space="preserve">     6:10 = 3:5 and 9:15 = 3:5, so the win ratios are equal.</w:t>
+        <w:rPr>
+          <w:i/>
+          <w:iCs/>
+        </w:rPr>
+        <w:t xml:space="preserve">     Watch for: A common mistake in Compare Ratios is skipping the key idea: "Compare ratios fairly by making one part equal or by finding the unit rate." — always check your work against this rule before you submit.</w:t>
+      </w:r>
+    </w:p>
+    <w:p>
+      <w:pPr>
+        <w:spacing w:after="40" w:before="0"/>
+      </w:pPr>
+      <w:r>
+        <w:rPr>
+          <w:b/>
+          <w:bCs/>
+        </w:rPr>
+        <w:t xml:space="preserve">10. Matches:</w:t>
+      </w:r>
+    </w:p>
+    <w:p>
+      <w:pPr>
+        <w:spacing w:after="20" w:before="0"/>
+      </w:pPr>
+      <w:r>
+        <w:t xml:space="preserve">     Smoothie A: 2 cups fruit for 6 cups water  vs.  Smoothie B: 3 cups fruit for 8 cups water — more fruity? → Smoothie B (0.375 &gt; 0.333 fruit per cup)</w:t>
+      </w:r>
+    </w:p>
+    <w:p>
+      <w:pPr>
+        <w:spacing w:after="20" w:before="0"/>
+      </w:pPr>
+      <w:r>
+        <w:t xml:space="preserve">     Bagels: 4 for $5  vs.  6 for $9 — better price per bagel? → 4 for $5 ($1.25 &lt; $1.50 per bagel)</w:t>
+      </w:r>
+    </w:p>
+    <w:p>
+      <w:pPr>
+        <w:spacing w:after="20" w:before="0"/>
+      </w:pPr>
+      <w:r>
+        <w:t xml:space="preserve">     Trail mix: 6 oz nuts to 10 oz oats  vs.  9 oz nuts to 15 oz oats — more nutty? → Equal (both simplify to 3:5)</w:t>
+      </w:r>
+    </w:p>
+    <w:p>
+      <w:pPr>
+        <w:spacing w:after="20" w:before="0"/>
+      </w:pPr>
+      <w:r>
+        <w:t xml:space="preserve">     Dressing: 3 tbsp oil to 4 tbsp vinegar  vs.  5 tbsp oil to 8 tbsp vinegar — more oily? → 3:4 (equals 6:8, greater than 5:8)</w:t>
+      </w:r>
+    </w:p>
+    <w:p>
+      <w:pPr>
+        <w:spacing w:after="40" w:before="0"/>
+      </w:pPr>
+      <w:r>
+        <w:t xml:space="preserve"/>
       </w:r>
     </w:p>
     <w:sectPr>

--- a/lessons/3-5/homework.docx
+++ b/lessons/3-5/homework.docx
@@ -607,7 +607,7 @@
         <w:spacing w:after="40" w:before="0"/>
       </w:pPr>
       <w:r>
-        <w:t xml:space="preserve">   • 3:7 vs. 2:5 → 3:7 is greater   → __________________</w:t>
+        <w:t xml:space="preserve">   • 3:7 vs. 2:5 → 2:5 is greater   → __________________</w:t>
       </w:r>
     </w:p>
     <w:p>
@@ -701,7 +701,7 @@
           <w:b/>
           <w:bCs/>
         </w:rPr>
-        <w:t xml:space="preserve">5. Two paint recipes both make green. Recipe A: 3 parts blue to 5 parts yellow. Recipe B: 4 parts blue to 7 parts yellow. Scale both to a common amount of yellow to compare which recipe is more blue.</w:t>
+        <w:t xml:space="preserve">5. Two frosting recipes both mix drops of food coloring to make green frosting for a cake. Recipe A: 3 drops blue to 5 drops yellow. Recipe B: 4 drops blue to 7 drops yellow. Scale both to a common amount of yellow to compare which recipe is more blue.</w:t>
       </w:r>
     </w:p>
     <w:tbl>
@@ -749,7 +749,7 @@
                 <w:b/>
                 <w:bCs/>
               </w:rPr>
-              <w:t xml:space="preserve">Blue Parts</w:t>
+              <w:t xml:space="preserve">Blue Drops</w:t>
             </w:r>
           </w:p>
         </w:tc>
@@ -763,7 +763,7 @@
                 <w:b/>
                 <w:bCs/>
               </w:rPr>
-              <w:t xml:space="preserve">Yellow Parts</w:t>
+              <w:t xml:space="preserve">Yellow Drops</w:t>
             </w:r>
           </w:p>
         </w:tc>
@@ -973,23 +973,31 @@
         <w:spacing w:after="40" w:before="0"/>
       </w:pPr>
       <w:r>
-        <w:t xml:space="preserve">   Step 1 (Read): A student is working on Compare Ratios.</w:t>
-      </w:r>
-    </w:p>
-    <w:p>
-      <w:pPr>
-        <w:spacing w:after="40" w:before="0"/>
-      </w:pPr>
-      <w:r>
-        <w:t xml:space="preserve">   Step 2 (Attempt): They ignored the rule: Compare ratios fairly by making one part equal or by finding the unit rate.</w:t>
-      </w:r>
-    </w:p>
-    <w:p>
-      <w:pPr>
-        <w:spacing w:after="40" w:before="0"/>
-      </w:pPr>
-      <w:r>
-        <w:t xml:space="preserve">   Step 3 (Check): The answer does not match the math rule from class.</w:t>
+        <w:t xml:space="preserve">   Step 1 (Read the problem): Compare Chef Reyes's dressing (4 tbsp oil : 6 tbsp vinegar) to Chef Tran's dressing (5 tbsp oil : 8 tbsp vinegar). Which dressing is oilier?</w:t>
+      </w:r>
+    </w:p>
+    <w:p>
+      <w:pPr>
+        <w:spacing w:after="40" w:before="0"/>
+      </w:pPr>
+      <w:r>
+        <w:t xml:space="preserve">   Step 2 (Find a common denominator): LCD of 6 and 8 is 24.</w:t>
+      </w:r>
+    </w:p>
+    <w:p>
+      <w:pPr>
+        <w:spacing w:after="40" w:before="0"/>
+      </w:pPr>
+      <w:r>
+        <w:t xml:space="preserve">   Step 3 (Scale each ratio): Chef Reyes: 6 × 4 = 24, so oil = 4 × 4 = 16, giving 16:24. Chef Tran: to reach 24 he also multiplies by 4: oil = 5 × 4 = 20, giving 20:24.</w:t>
+      </w:r>
+    </w:p>
+    <w:p>
+      <w:pPr>
+        <w:spacing w:after="40" w:before="0"/>
+      </w:pPr>
+      <w:r>
+        <w:t xml:space="preserve">   Step 4 (Conclusion): Since 20 &gt; 16, Chef Tran's dressing is oilier.</w:t>
       </w:r>
     </w:p>
     <w:p>
@@ -1410,7 +1418,7 @@
           <w:i/>
           <w:iCs/>
         </w:rPr>
-        <w:t xml:space="preserve">     Watch for: A common mistake in Compare Ratios is skipping the key idea: "Compare ratios fairly by making one part equal or by finding the unit rate." — always check your work against this rule before you submit.</w:t>
+        <w:t xml:space="preserve">     Watch for: A common mistake in Compare Ratios is thinking the ratio with the bigger raw number automatically wins — like assuming Chef Tran's 8 tablespoons of cocoa must be more chocolatey than Chef Reyes's 6 tablespoons, without checking that the milk amounts (14 oz vs. 10 oz) are different. Never compare the raw numbers alone — always scale both ratios to the same amount or find each unit rate first.</w:t>
       </w:r>
     </w:p>
     <w:p>
@@ -1442,7 +1450,7 @@
           <w:i/>
           <w:iCs/>
         </w:rPr>
-        <w:t xml:space="preserve">     Watch for: A common mistake in Compare Ratios is skipping the key idea: "Compare ratios fairly by making one part equal or by finding the unit rate." — always check your work against this rule before you submit.</w:t>
+        <w:t xml:space="preserve">     Watch for: A common mistake in Compare Ratios is thinking the ratio with the bigger raw number automatically wins — like assuming Chef Tran's 8 tablespoons of cocoa must be more chocolatey than Chef Reyes's 6 tablespoons, without checking that the milk amounts (14 oz vs. 10 oz) are different. Never compare the raw numbers alone — always scale both ratios to the same amount or find each unit rate first.</w:t>
       </w:r>
     </w:p>
     <w:p>
@@ -1486,7 +1494,7 @@
         <w:spacing w:after="20" w:before="0"/>
       </w:pPr>
       <w:r>
-        <w:t xml:space="preserve">     3:7 vs. 2:5 → 3:7 is greater → Incorrect Comparison</w:t>
+        <w:t xml:space="preserve">     3:7 vs. 2:5 → 2:5 is greater → Incorrect Comparison</w:t>
       </w:r>
     </w:p>
     <w:p>
@@ -1542,19 +1550,19 @@
           <w:i/>
           <w:iCs/>
         </w:rPr>
-        <w:t xml:space="preserve">     Watch for: A common mistake in Compare Ratios is skipping the key idea: "Compare ratios fairly by making one part equal or by finding the unit rate." — always check your work against this rule before you submit.</w:t>
-      </w:r>
-    </w:p>
-    <w:p>
-      <w:pPr>
-        <w:spacing w:after="40" w:before="0"/>
-      </w:pPr>
-      <w:r>
-        <w:rPr>
-          <w:b/>
-          <w:bCs/>
-        </w:rPr>
-        <w:t xml:space="preserve">5. Two paint recipes both make green. Recipe A: 3 parts blue to 5 parts yellow. Recipe B: 4 parts blue to 7 parts yellow. Scale both to a common amount of yellow to compare which recipe is more blue.</w:t>
+        <w:t xml:space="preserve">     Watch for: A common mistake in Compare Ratios is thinking the ratio with the bigger raw number automatically wins — like assuming Chef Tran's 8 tablespoons of cocoa must be more chocolatey than Chef Reyes's 6 tablespoons, without checking that the milk amounts (14 oz vs. 10 oz) are different. Never compare the raw numbers alone — always scale both ratios to the same amount or find each unit rate first.</w:t>
+      </w:r>
+    </w:p>
+    <w:p>
+      <w:pPr>
+        <w:spacing w:after="40" w:before="0"/>
+      </w:pPr>
+      <w:r>
+        <w:rPr>
+          <w:b/>
+          <w:bCs/>
+        </w:rPr>
+        <w:t xml:space="preserve">5. Two frosting recipes both mix drops of food coloring to make green frosting for a cake. Recipe A: 3 drops blue to 5 drops yellow. Recipe B: 4 drops blue to 7 drops yellow. Scale both to a common amount of yellow to compare which recipe is more blue.</w:t>
       </w:r>
     </w:p>
     <w:p>
@@ -1562,7 +1570,7 @@
         <w:spacing w:after="20" w:before="0"/>
       </w:pPr>
       <w:r>
-        <w:t xml:space="preserve">     Recipe A (scaled to 35) — Blue Parts: 21</w:t>
+        <w:t xml:space="preserve">     Recipe A (scaled to 35) — Blue Drops: 21</w:t>
       </w:r>
     </w:p>
     <w:p>
@@ -1570,7 +1578,7 @@
         <w:spacing w:after="20" w:before="0"/>
       </w:pPr>
       <w:r>
-        <w:t xml:space="preserve">     Recipe B (scaled to 35) — Blue Parts: 20</w:t>
+        <w:t xml:space="preserve">     Recipe B (scaled to 35) — Blue Drops: 20</w:t>
       </w:r>
     </w:p>
     <w:p>
@@ -1598,7 +1606,7 @@
         <w:spacing w:after="20" w:before="0"/>
       </w:pPr>
       <w:r>
-        <w:t xml:space="preserve">     The mistake is in Step 2.</w:t>
+        <w:t xml:space="preserve">     The mistake is in Step 3.</w:t>
       </w:r>
     </w:p>
     <w:p>
@@ -1606,7 +1614,7 @@
         <w:spacing w:after="20" w:before="0"/>
       </w:pPr>
       <w:r>
-        <w:t xml:space="preserve">     Correct work: Follow the key idea: Compare ratios fairly by making one part equal or by finding the unit rate.</w:t>
+        <w:t xml:space="preserve">     Correct work: Each ratio needs its own multiplier to reach 24 — Chef Reyes and Chef Tran do not use the same multiplier. Chef Tran's vinegar is 8, and 8 × 3 = 24 (not 8 × 4 = 32), so multiply BOTH parts of his ratio by 3, not 4: oil = 5 × 3 = 15, giving 15:24. Now compare with equal vinegar (24): Chef Reyes has 16 tbsp oil and Chef Tran has 15 tbsp oil. Since 16 &gt; 15, Chef Reyes's dressing is actually oilier.</w:t>
       </w:r>
     </w:p>
     <w:p>
@@ -1638,19 +1646,19 @@
           <w:i/>
           <w:iCs/>
         </w:rPr>
-        <w:t xml:space="preserve">     Watch for: A common mistake in Compare Ratios is skipping the key idea: "Compare ratios fairly by making one part equal or by finding the unit rate." — always check your work against this rule before you submit.</w:t>
-      </w:r>
-    </w:p>
-    <w:p>
-      <w:pPr>
-        <w:spacing w:after="40" w:before="0"/>
-      </w:pPr>
-      <w:r>
-        <w:rPr>
-          <w:b/>
-          <w:bCs/>
-        </w:rPr>
-        <w:t xml:space="preserve">8. A. Recipe B</w:t>
+        <w:t xml:space="preserve">     Watch for: A common mistake in Compare Ratios is thinking the ratio with the bigger raw number automatically wins — like assuming Chef Tran's 8 tablespoons of cocoa must be more chocolatey than Chef Reyes's 6 tablespoons, without checking that the milk amounts (14 oz vs. 10 oz) are different. Never compare the raw numbers alone — always scale both ratios to the same amount or find each unit rate first.</w:t>
+      </w:r>
+    </w:p>
+    <w:p>
+      <w:pPr>
+        <w:spacing w:after="40" w:before="0"/>
+      </w:pPr>
+      <w:r>
+        <w:rPr>
+          <w:b/>
+          <w:bCs/>
+        </w:rPr>
+        <w:t xml:space="preserve">8. B. Recipe A</w:t>
       </w:r>
     </w:p>
     <w:p>
@@ -1670,7 +1678,7 @@
           <w:i/>
           <w:iCs/>
         </w:rPr>
-        <w:t xml:space="preserve">     Watch for: A common mistake in Compare Ratios is skipping the key idea: "Compare ratios fairly by making one part equal or by finding the unit rate." — always check your work against this rule before you submit.</w:t>
+        <w:t xml:space="preserve">     Watch for: A common mistake in Compare Ratios is thinking the ratio with the bigger raw number automatically wins — like assuming Chef Tran's 8 tablespoons of cocoa must be more chocolatey than Chef Reyes's 6 tablespoons, without checking that the milk amounts (14 oz vs. 10 oz) are different. Never compare the raw numbers alone — always scale both ratios to the same amount or find each unit rate first.</w:t>
       </w:r>
     </w:p>
     <w:p>
@@ -1702,7 +1710,7 @@
           <w:i/>
           <w:iCs/>
         </w:rPr>
-        <w:t xml:space="preserve">     Watch for: A common mistake in Compare Ratios is skipping the key idea: "Compare ratios fairly by making one part equal or by finding the unit rate." — always check your work against this rule before you submit.</w:t>
+        <w:t xml:space="preserve">     Watch for: A common mistake in Compare Ratios is thinking the ratio with the bigger raw number automatically wins — like assuming Chef Tran's 8 tablespoons of cocoa must be more chocolatey than Chef Reyes's 6 tablespoons, without checking that the milk amounts (14 oz vs. 10 oz) are different. Never compare the raw numbers alone — always scale both ratios to the same amount or find each unit rate first.</w:t>
       </w:r>
     </w:p>
     <w:p>

--- a/lessons/3-5/homework.docx
+++ b/lessons/3-5/homework.docx
@@ -12,7 +12,7 @@
           <w:b/>
           <w:bCs/>
         </w:rPr>
-        <w:t xml:space="preserve">Compare Ratios — Homework</w:t>
+        <w:t xml:space="preserve">Compare Ratio Relationships — Homework</w:t>
       </w:r>
     </w:p>
     <w:p>
@@ -161,10 +161,10 @@
           <w:b/>
           <w:bCs/>
         </w:rPr>
-        <w:t xml:space="preserve">Unit rate (Tasa unitaria)</w:t>
-      </w:r>
-      <w:r>
-        <w:t xml:space="preserve"> — A rate for just 1 of something, like cost for 1 item.</w:t>
+        <w:t xml:space="preserve">Compare Ratios (Comparar razones)</w:t>
+      </w:r>
+      <w:r>
+        <w:t xml:space="preserve"> — Decide which ratio is greater, less, or equal by using equivalent ratios or unit rates.</w:t>
       </w:r>
     </w:p>
     <w:p>
@@ -224,10 +224,10 @@
           <w:b/>
           <w:bCs/>
         </w:rPr>
-        <w:t xml:space="preserve">Equivalent ratio (Razón equivalente)</w:t>
-      </w:r>
-      <w:r>
-        <w:t xml:space="preserve"> — Two ratios that mean the same thing.</w:t>
+        <w:t xml:space="preserve">Unit rate (Tasa unitaria)</w:t>
+      </w:r>
+      <w:r>
+        <w:t xml:space="preserve"> — A rate for just 1 of something, like cost for 1 item.</w:t>
       </w:r>
     </w:p>
     <w:p>
@@ -287,10 +287,10 @@
           <w:b/>
           <w:bCs/>
         </w:rPr>
-        <w:t xml:space="preserve">Compare (Comparar)</w:t>
-      </w:r>
-      <w:r>
-        <w:t xml:space="preserve"> — To look at ratios and see which is bigger, smaller, or equal.</w:t>
+        <w:t xml:space="preserve">Equivalent ratio (Razón equivalente)</w:t>
+      </w:r>
+      <w:r>
+        <w:t xml:space="preserve"> — Two ratios that mean the same thing.</w:t>
       </w:r>
     </w:p>
     <w:p>
@@ -350,10 +350,10 @@
           <w:b/>
           <w:bCs/>
         </w:rPr>
-        <w:t xml:space="preserve">Simplify (Simplificar)</w:t>
-      </w:r>
-      <w:r>
-        <w:t xml:space="preserve"> — To make a ratio as small as possible while keeping the same comparison.</w:t>
+        <w:t xml:space="preserve">Compare (Comparar)</w:t>
+      </w:r>
+      <w:r>
+        <w:t xml:space="preserve"> — To look at ratios and see which is bigger, smaller, or equal.</w:t>
       </w:r>
     </w:p>
     <w:p>
@@ -381,7 +381,70 @@
                     </pic:cNvPicPr>
                   </pic:nvPicPr>
                   <pic:blipFill>
-                    <a:blip r:embed="rId10" cstate="none"/>
+                    <a:blip r:embed="rId11" cstate="none"/>
+                    <a:srcRect/>
+                    <a:stretch>
+                      <a:fillRect/>
+                    </a:stretch>
+                  </pic:blipFill>
+                  <pic:spPr bwMode="auto">
+                    <a:xfrm>
+                      <a:off x="0" y="0"/>
+                      <a:ext cx="1047750" cy="790575"/>
+                    </a:xfrm>
+                    <a:prstGeom prst="rect">
+                      <a:avLst/>
+                    </a:prstGeom>
+                  </pic:spPr>
+                </pic:pic>
+              </a:graphicData>
+            </a:graphic>
+          </wp:inline>
+        </w:drawing>
+      </w:r>
+    </w:p>
+    <w:p>
+      <w:pPr>
+        <w:keepNext/>
+        <w:spacing w:after="120"/>
+      </w:pPr>
+      <w:r>
+        <w:rPr>
+          <w:b/>
+          <w:bCs/>
+        </w:rPr>
+        <w:t xml:space="preserve">Simplify (Simplificar)</w:t>
+      </w:r>
+      <w:r>
+        <w:t xml:space="preserve"> — To make a ratio as small as possible while keeping the same comparison.</w:t>
+      </w:r>
+    </w:p>
+    <w:p>
+      <w:pPr>
+        <w:keepNext/>
+        <w:spacing w:after="20" w:before="80"/>
+        <w:jc w:val="center"/>
+      </w:pPr>
+      <w:r>
+        <w:drawing>
+          <wp:inline distT="0" distB="0" distL="0" distR="0">
+            <wp:extent cx="1047750" cy="790575"/>
+            <wp:effectExtent t="0" r="0" b="0" l="0"/>
+            <wp:docPr id="1" name="" descr="" title=""/>
+            <wp:cNvGraphicFramePr>
+              <a:graphicFrameLocks xmlns:a="http://schemas.openxmlformats.org/drawingml/2006/main" noChangeAspect="1"/>
+            </wp:cNvGraphicFramePr>
+            <a:graphic xmlns:a="http://schemas.openxmlformats.org/drawingml/2006/main">
+              <a:graphicData uri="http://schemas.openxmlformats.org/drawingml/2006/picture">
+                <pic:pic xmlns:pic="http://schemas.openxmlformats.org/drawingml/2006/picture">
+                  <pic:nvPicPr>
+                    <pic:cNvPr id="0" name="" descr=""/>
+                    <pic:cNvPicPr>
+                      <a:picLocks noChangeAspect="1" noChangeArrowheads="1"/>
+                    </pic:cNvPicPr>
+                  </pic:nvPicPr>
+                  <pic:blipFill>
+                    <a:blip r:embed="rId11" cstate="none"/>
                     <a:srcRect/>
                     <a:stretch>
                       <a:fillRect/>
@@ -965,7 +1028,7 @@
           <w:b/>
           <w:bCs/>
         </w:rPr>
-        <w:t xml:space="preserve">6. onLevel — Spot the Common Mistake</w:t>
+        <w:t xml:space="preserve">6. Spot the Common Mistake</w:t>
       </w:r>
     </w:p>
     <w:p>
@@ -1598,7 +1661,7 @@
           <w:b/>
           <w:bCs/>
         </w:rPr>
-        <w:t xml:space="preserve">6. onLevel — Spot the Common Mistake</w:t>
+        <w:t xml:space="preserve">6. Spot the Common Mistake</w:t>
       </w:r>
     </w:p>
     <w:p>
@@ -1615,6 +1678,14 @@
       </w:pPr>
       <w:r>
         <w:t xml:space="preserve">     Correct work: Each ratio needs its own multiplier to reach 24 — Chef Reyes and Chef Tran do not use the same multiplier. Chef Tran's vinegar is 8, and 8 × 3 = 24 (not 8 × 4 = 32), so multiply BOTH parts of his ratio by 3, not 4: oil = 5 × 3 = 15, giving 15:24. Now compare with equal vinegar (24): Chef Reyes has 16 tbsp oil and Chef Tran has 15 tbsp oil. Since 16 &gt; 15, Chef Reyes's dressing is actually oilier.</w:t>
+      </w:r>
+    </w:p>
+    <w:p>
+      <w:pPr>
+        <w:spacing w:after="80" w:before="0"/>
+      </w:pPr>
+      <w:r>
+        <w:t xml:space="preserve">     Watch for: Each ratio needs its own multiplier to reach 24. Chef Reyes's vinegar 6 × 4 = 24 is right, but Chef Tran's vinegar is 8, and 8 × 3 = 24, so both parts of his ratio scale by 3: 5 × 3 = 15, giving 15:24 instead of 20:24. Compared at equal vinegar, 16 tbsp of oil beats 15, so Chef Reyes's dressing is the oilier one.</w:t>
       </w:r>
     </w:p>
     <w:p>

--- a/lessons/3-5/homework.docx
+++ b/lessons/3-5/homework.docx
@@ -416,7 +416,7 @@
         <w:t xml:space="preserve">Simplify (Simplificar)</w:t>
       </w:r>
       <w:r>
-        <w:t xml:space="preserve"> — To make a ratio as small as possible while keeping the same comparison.</w:t>
+        <w:t xml:space="preserve"> — To write a ratio with smaller numbers that still compares the same way. 6:8 and 3:4 are the same ratio.</w:t>
       </w:r>
     </w:p>
     <w:p>
